--- a/zhs/docx/056.content.docx
+++ b/zhs/docx/056.content.docx
@@ -278,54 +278,36 @@
         </w:rPr>
         <w:t>这也是饶恕在神身上的运作方式。人犯了违背神的</w:t>
       </w:r>
-      <w:hyperlink r:id="rId13">
-        <w:r>
-          <w:rPr>
-            <w:lang w:val="zh_CN" w:bidi="zh_CN"/>
-          </w:rPr>
-          <w:rPr>
-            <w:color w:val="0000EE"/>
-            <w:u w:val="single"/>
-          </w:rPr>
-          <w:t>罪</w:t>
-        </w:r>
-      </w:hyperlink>
+      <w:r>
+        <w:rPr>
+          <w:lang w:val="zh_CN" w:bidi="zh_CN"/>
+        </w:rPr>
+        <w:t>罪</w:t>
+      </w:r>
       <w:r>
         <w:rPr>
           <w:lang w:val="zh_CN" w:bidi="zh_CN"/>
         </w:rPr>
         <w:t>，应该受到惩罚。人们必须向神偿还他们所造成的损害。然而，神要饶恕人，说他们不必偿还祂——因为祂知道他们无法做到！神饶恕人，因为祂</w:t>
       </w:r>
-      <w:hyperlink r:id="rId14">
-        <w:r>
-          <w:rPr>
-            <w:lang w:val="zh_CN" w:bidi="zh_CN"/>
-          </w:rPr>
-          <w:rPr>
-            <w:color w:val="0000EE"/>
-            <w:u w:val="single"/>
-          </w:rPr>
-          <w:t>怜悯</w:t>
-        </w:r>
-      </w:hyperlink>
+      <w:r>
+        <w:rPr>
+          <w:lang w:val="zh_CN" w:bidi="zh_CN"/>
+        </w:rPr>
+        <w:t>怜悯</w:t>
+      </w:r>
       <w:r>
         <w:rPr>
           <w:lang w:val="zh_CN" w:bidi="zh_CN"/>
         </w:rPr>
         <w:t>他们。这对人来说是个好消息。对神自己来说，这意味著神自己支付了损失的代价。神藉著祂儿子耶稣的死成就了这件事。当人信靠耶稣，并</w:t>
       </w:r>
-      <w:hyperlink r:id="rId15">
-        <w:r>
-          <w:rPr>
-            <w:lang w:val="zh_CN" w:bidi="zh_CN"/>
-          </w:rPr>
-          <w:rPr>
-            <w:color w:val="0000EE"/>
-            <w:u w:val="single"/>
-          </w:rPr>
-          <w:t>相信</w:t>
-        </w:r>
-      </w:hyperlink>
+      <w:r>
+        <w:rPr>
+          <w:lang w:val="zh_CN" w:bidi="zh_CN"/>
+        </w:rPr>
+        <w:t>相信</w:t>
+      </w:r>
       <w:r>
         <w:rPr>
           <w:lang w:val="zh_CN" w:bidi="zh_CN"/>
@@ -604,7 +586,7 @@
           <w:lang w:val="zh_CN" w:bidi="zh_CN"/>
         </w:rPr>
       </w:r>
-      <w:hyperlink r:id="rId16">
+      <w:hyperlink r:id="rId13">
         <w:r>
           <w:rPr>
             <w:lang w:val="zh_CN" w:bidi="zh_CN"/>

--- a/zhs/docx/056.content.docx
+++ b/zhs/docx/056.content.docx
@@ -532,77 +532,6 @@
           <w:lang w:val="zh_CN" w:bidi="zh_CN"/>
         </w:rPr>
         <w:t>尝试让翻译团队模仿或表演某人原谅另一个人的场景。观察他们用什么行为来表示宽恕。让他们解释一下场景中每个角色的情感。</w:t>
-      </w:r>
-      <w:r>
-        <w:rPr>
-          <w:lang w:val="zh_CN" w:bidi="zh_CN"/>
-        </w:rPr>
-      </w:r>
-      <w:r>
-        <w:rPr>
-          <w:lang w:val="zh_CN" w:bidi="zh_CN"/>
-        </w:rPr>
-      </w:r>
-    </w:p>
-    <w:p>
-      <w:pPr/>
-      <w:r>
-        <w:rPr>
-          <w:lang w:val="zh_CN" w:bidi="zh_CN"/>
-        </w:rPr>
-      </w:r>
-    </w:p>
-    <w:p>
-      <w:pPr>
-        <w:pStyle w:val="Heading2"/>
-      </w:pPr>
-      <w:r>
-        <w:rPr>
-          <w:lang w:val="zh_CN" w:bidi="zh_CN"/>
-        </w:rPr>
-        <w:t>饶恕</w:t>
-      </w:r>
-      <w:r>
-        <w:rPr>
-          <w:lang w:val="zh_CN" w:bidi="zh_CN"/>
-        </w:rPr>
-      </w:r>
-    </w:p>
-    <w:p>
-      <w:pPr>
-        <w:pStyle w:val="Heading4"/>
-      </w:pPr>
-      <w:r>
-        <w:rPr>
-          <w:lang w:val="zh_CN" w:bidi="zh_CN"/>
-        </w:rPr>
-        <w:t>Audio Content</w:t>
-      </w:r>
-    </w:p>
-    <w:p>
-      <w:pPr/>
-      <w:r>
-        <w:rPr>
-          <w:lang w:val="zh_CN" w:bidi="zh_CN"/>
-        </w:rPr>
-      </w:r>
-      <w:hyperlink r:id="rId13">
-        <w:r>
-          <w:rPr>
-            <w:lang w:val="zh_CN" w:bidi="zh_CN"/>
-          </w:rPr>
-          <w:rPr>
-            <w:color w:val="0000EE"/>
-            <w:u w:val="single"/>
-          </w:rPr>
-          <w:t>mp3 file</w:t>
-        </w:r>
-      </w:hyperlink>
-      <w:r>
-        <w:rPr>
-          <w:lang w:val="zh_CN" w:bidi="zh_CN"/>
-        </w:rPr>
-        <w:t xml:space="preserve"> (None KB)</w:t>
       </w:r>
       <w:r>
         <w:rPr>

--- a/zhs/docx/056.content.docx
+++ b/zhs/docx/056.content.docx
@@ -278,36 +278,54 @@
         </w:rPr>
         <w:t>这也是饶恕在神身上的运作方式。人犯了违背神的</w:t>
       </w:r>
-      <w:r>
-        <w:rPr>
-          <w:lang w:val="zh_CN" w:bidi="zh_CN"/>
-        </w:rPr>
-        <w:t>罪</w:t>
-      </w:r>
+      <w:hyperlink r:id="rId13">
+        <w:r>
+          <w:rPr>
+            <w:lang w:val="zh_CN" w:bidi="zh_CN"/>
+          </w:rPr>
+          <w:rPr>
+            <w:color w:val="0000EE"/>
+            <w:u w:val="single"/>
+          </w:rPr>
+          <w:t>罪</w:t>
+        </w:r>
+      </w:hyperlink>
       <w:r>
         <w:rPr>
           <w:lang w:val="zh_CN" w:bidi="zh_CN"/>
         </w:rPr>
         <w:t>，应该受到惩罚。人们必须向神偿还他们所造成的损害。然而，神要饶恕人，说他们不必偿还祂——因为祂知道他们无法做到！神饶恕人，因为祂</w:t>
       </w:r>
-      <w:r>
-        <w:rPr>
-          <w:lang w:val="zh_CN" w:bidi="zh_CN"/>
-        </w:rPr>
-        <w:t>怜悯</w:t>
-      </w:r>
+      <w:hyperlink r:id="rId14">
+        <w:r>
+          <w:rPr>
+            <w:lang w:val="zh_CN" w:bidi="zh_CN"/>
+          </w:rPr>
+          <w:rPr>
+            <w:color w:val="0000EE"/>
+            <w:u w:val="single"/>
+          </w:rPr>
+          <w:t>怜悯</w:t>
+        </w:r>
+      </w:hyperlink>
       <w:r>
         <w:rPr>
           <w:lang w:val="zh_CN" w:bidi="zh_CN"/>
         </w:rPr>
         <w:t>他们。这对人来说是个好消息。对神自己来说，这意味著神自己支付了损失的代价。神藉著祂儿子耶稣的死成就了这件事。当人信靠耶稣，并</w:t>
       </w:r>
-      <w:r>
-        <w:rPr>
-          <w:lang w:val="zh_CN" w:bidi="zh_CN"/>
-        </w:rPr>
-        <w:t>相信</w:t>
-      </w:r>
+      <w:hyperlink r:id="rId15">
+        <w:r>
+          <w:rPr>
+            <w:lang w:val="zh_CN" w:bidi="zh_CN"/>
+          </w:rPr>
+          <w:rPr>
+            <w:color w:val="0000EE"/>
+            <w:u w:val="single"/>
+          </w:rPr>
+          <w:t>相信</w:t>
+        </w:r>
+      </w:hyperlink>
       <w:r>
         <w:rPr>
           <w:lang w:val="zh_CN" w:bidi="zh_CN"/>
